--- a/16-documentacion-final/formatos-llenos/F01_Inscripcion.docx
+++ b/16-documentacion-final/formatos-llenos/F01_Inscripcion.docx
@@ -1271,9 +1271,9 @@
     <w:basedOn w:val="Normal"/>
     <w:link w:val="BodyTextChar"/>
     <w:pPr>
-      <w:spacing w:after="0" w:before="0" w:line="240" w:lineRule="auto"/>
+      <w:spacing w:after="160" w:before="0" w:line="240" w:lineRule="auto"/>
       <w:ind w:firstLine="720"/>
-      <w:jc w:val="left"/>
+      <w:jc w:val="both"/>
     </w:pPr>
     <w:qFormat/>
     <w:rPr>
@@ -1287,9 +1287,9 @@
     <w:next w:val="BodyText"/>
     <w:qFormat/>
     <w:pPr>
-      <w:spacing w:after="0" w:before="0" w:line="240" w:lineRule="auto"/>
+      <w:spacing w:after="160" w:before="0" w:line="240" w:lineRule="auto"/>
       <w:ind w:firstLine="720"/>
-      <w:jc w:val="left"/>
+      <w:jc w:val="both"/>
     </w:pPr>
     <w:rPr>
       <w:rFonts w:ascii="Times New Roman" w:cs="Times New Roman" w:eastAsia="Times New Roman" w:hAnsi="Times New Roman"/>
@@ -1843,6 +1843,74 @@
       <w:spacing w:after="0" w:before="0" w:line="240" w:lineRule="auto"/>
       <w:ind w:firstLine="0"/>
       <w:jc w:val="center"/>
+    </w:pPr>
+    <w:rPr>
+      <w:rFonts w:ascii="Times New Roman" w:cs="Times New Roman" w:eastAsia="Times New Roman" w:hAnsi="Times New Roman"/>
+      <w:sz w:val="24"/>
+    </w:rPr>
+  </w:style>
+  <w:style w:customStyle="1" w:styleId="TableLabel" w:type="paragraph">
+    <w:name w:val="TableLabel"/>
+    <w:pPr>
+      <w:keepNext/>
+      <w:spacing w:after="0" w:before="240" w:line="240" w:lineRule="auto"/>
+      <w:ind w:firstLine="0"/>
+      <w:jc w:val="left"/>
+    </w:pPr>
+    <w:rPr>
+      <w:rFonts w:ascii="Times New Roman" w:cs="Times New Roman" w:eastAsia="Times New Roman" w:hAnsi="Times New Roman"/>
+      <w:b/>
+      <w:sz w:val="24"/>
+    </w:rPr>
+  </w:style>
+  <w:style w:customStyle="1" w:styleId="TableTitle" w:type="paragraph">
+    <w:name w:val="TableTitle"/>
+    <w:pPr>
+      <w:keepNext/>
+      <w:spacing w:after="120" w:before="0" w:line="240" w:lineRule="auto"/>
+      <w:ind w:firstLine="0"/>
+      <w:jc w:val="left"/>
+    </w:pPr>
+    <w:rPr>
+      <w:rFonts w:ascii="Times New Roman" w:cs="Times New Roman" w:eastAsia="Times New Roman" w:hAnsi="Times New Roman"/>
+      <w:b w:val="0"/>
+      <w:i/>
+      <w:sz w:val="24"/>
+    </w:rPr>
+  </w:style>
+  <w:style w:customStyle="1" w:styleId="TocEntry" w:type="paragraph">
+    <w:name w:val="TocEntry"/>
+    <w:pPr>
+      <w:tabs>
+        <w:tab w:leader="dot" w:pos="9360" w:val="right"/>
+      </w:tabs>
+      <w:spacing w:after="80" w:before="0" w:line="240" w:lineRule="auto"/>
+      <w:ind w:firstLine="0"/>
+      <w:jc w:val="left"/>
+    </w:pPr>
+    <w:rPr>
+      <w:rFonts w:ascii="Times New Roman" w:cs="Times New Roman" w:eastAsia="Times New Roman" w:hAnsi="Times New Roman"/>
+      <w:sz w:val="24"/>
+    </w:rPr>
+  </w:style>
+  <w:style w:customStyle="1" w:styleId="LetterRight" w:type="paragraph">
+    <w:name w:val="LetterRight"/>
+    <w:pPr>
+      <w:spacing w:after="240" w:before="0" w:line="240" w:lineRule="auto"/>
+      <w:ind w:firstLine="0"/>
+      <w:jc w:val="right"/>
+    </w:pPr>
+    <w:rPr>
+      <w:rFonts w:ascii="Times New Roman" w:cs="Times New Roman" w:eastAsia="Times New Roman" w:hAnsi="Times New Roman"/>
+      <w:sz w:val="24"/>
+    </w:rPr>
+  </w:style>
+  <w:style w:customStyle="1" w:styleId="LetterBlock" w:type="paragraph">
+    <w:name w:val="LetterBlock"/>
+    <w:pPr>
+      <w:spacing w:after="240" w:before="0" w:line="240" w:lineRule="auto"/>
+      <w:ind w:firstLine="0"/>
+      <w:jc w:val="left"/>
     </w:pPr>
     <w:rPr>
       <w:rFonts w:ascii="Times New Roman" w:cs="Times New Roman" w:eastAsia="Times New Roman" w:hAnsi="Times New Roman"/>

--- a/16-documentacion-final/formatos-llenos/F01_Inscripcion.docx
+++ b/16-documentacion-final/formatos-llenos/F01_Inscripcion.docx
@@ -559,14 +559,14 @@
           <w:insideV w:val="nil"/>
         </w:tblBorders>
         <w:tblLayout w:type="fixed"/>
-        <w:tblW w:type="dxa" w:w="9357"/>
+        <w:tblW w:type="dxa" w:w="9360"/>
       </w:tblPr>
       <w:tblGrid>
-        <w:gridCol w:w="2090"/>
-        <w:gridCol w:w="2726"/>
-        <w:gridCol w:w="1453"/>
-        <w:gridCol w:w="1453"/>
-        <w:gridCol w:w="1635"/>
+        <w:gridCol w:w="2070"/>
+        <w:gridCol w:w="2790"/>
+        <w:gridCol w:w="1440"/>
+        <w:gridCol w:w="1440"/>
+        <w:gridCol w:w="1620"/>
       </w:tblGrid>
       <w:tr>
         <w:trPr>
@@ -575,7 +575,7 @@
         </w:trPr>
         <w:tc>
           <w:tcPr>
-            <w:tcW w:type="dxa" w:w="2090"/>
+            <w:tcW w:type="dxa" w:w="2070"/>
             <w:tcBorders>
               <w:bottom w:val="single" w:sz="6" w:color="000000"/>
             </w:tcBorders>
@@ -599,7 +599,7 @@
         </w:tc>
         <w:tc>
           <w:tcPr>
-            <w:tcW w:type="dxa" w:w="2726"/>
+            <w:tcW w:type="dxa" w:w="2790"/>
             <w:tcBorders>
               <w:bottom w:val="single" w:sz="6" w:color="000000"/>
             </w:tcBorders>
@@ -623,7 +623,7 @@
         </w:tc>
         <w:tc>
           <w:tcPr>
-            <w:tcW w:type="dxa" w:w="1453"/>
+            <w:tcW w:type="dxa" w:w="1440"/>
             <w:tcBorders>
               <w:bottom w:val="single" w:sz="6" w:color="000000"/>
             </w:tcBorders>
@@ -647,7 +647,7 @@
         </w:tc>
         <w:tc>
           <w:tcPr>
-            <w:tcW w:type="dxa" w:w="1453"/>
+            <w:tcW w:type="dxa" w:w="1440"/>
             <w:tcBorders>
               <w:bottom w:val="single" w:sz="6" w:color="000000"/>
             </w:tcBorders>
@@ -671,7 +671,7 @@
         </w:tc>
         <w:tc>
           <w:tcPr>
-            <w:tcW w:type="dxa" w:w="1635"/>
+            <w:tcW w:type="dxa" w:w="1620"/>
             <w:tcBorders>
               <w:bottom w:val="single" w:sz="6" w:color="000000"/>
             </w:tcBorders>
@@ -697,7 +697,7 @@
       <w:tr>
         <w:tc>
           <w:tcPr>
-            <w:tcW w:type="dxa" w:w="2090"/>
+            <w:tcW w:type="dxa" w:w="2070"/>
           </w:tcPr>
           <w:p>
             <w:pPr>
@@ -717,7 +717,7 @@
         </w:tc>
         <w:tc>
           <w:tcPr>
-            <w:tcW w:type="dxa" w:w="2726"/>
+            <w:tcW w:type="dxa" w:w="2790"/>
           </w:tcPr>
           <w:p>
             <w:pPr>
@@ -737,7 +737,7 @@
         </w:tc>
         <w:tc>
           <w:tcPr>
-            <w:tcW w:type="dxa" w:w="1453"/>
+            <w:tcW w:type="dxa" w:w="1440"/>
           </w:tcPr>
           <w:p>
             <w:pPr>
@@ -757,7 +757,7 @@
         </w:tc>
         <w:tc>
           <w:tcPr>
-            <w:tcW w:type="dxa" w:w="1453"/>
+            <w:tcW w:type="dxa" w:w="1440"/>
           </w:tcPr>
           <w:p>
             <w:pPr>
@@ -777,7 +777,7 @@
         </w:tc>
         <w:tc>
           <w:tcPr>
-            <w:tcW w:type="dxa" w:w="1635"/>
+            <w:tcW w:type="dxa" w:w="1620"/>
           </w:tcPr>
           <w:p>
             <w:pPr>
@@ -799,7 +799,7 @@
       <w:tr>
         <w:tc>
           <w:tcPr>
-            <w:tcW w:type="dxa" w:w="2090"/>
+            <w:tcW w:type="dxa" w:w="2070"/>
           </w:tcPr>
           <w:p>
             <w:pPr>
@@ -819,27 +819,27 @@
         </w:tc>
         <w:tc>
           <w:tcPr>
-            <w:tcW w:type="dxa" w:w="2726"/>
-          </w:tcPr>
-          <w:p>
-            <w:pPr>
-              <w:pStyle w:val="Compact"/>
-              <w:spacing w:line="240" w:lineRule="auto" w:after="40"/>
-              <w:ind w:firstLine="0"/>
-              <w:jc w:val="left"/>
-            </w:pPr>
-            <w:r>
-              <w:rPr>
-                <w:rFonts w:ascii="Times New Roman" w:hAnsi="Times New Roman"/>
-                <w:sz w:val="20"/>
-              </w:rPr>
-              <w:t xml:space="preserve">Israel Jesus Garcia Osorio</w:t>
-            </w:r>
-          </w:p>
-        </w:tc>
-        <w:tc>
-          <w:tcPr>
-            <w:tcW w:type="dxa" w:w="1453"/>
+            <w:tcW w:type="dxa" w:w="2790"/>
+          </w:tcPr>
+          <w:p>
+            <w:pPr>
+              <w:pStyle w:val="Compact"/>
+              <w:spacing w:line="240" w:lineRule="auto" w:after="40"/>
+              <w:ind w:firstLine="0"/>
+              <w:jc w:val="left"/>
+            </w:pPr>
+            <w:r>
+              <w:rPr>
+                <w:rFonts w:ascii="Times New Roman" w:hAnsi="Times New Roman"/>
+                <w:sz w:val="20"/>
+              </w:rPr>
+              <w:t xml:space="preserve">Israel Jesús García Osorio</w:t>
+            </w:r>
+          </w:p>
+        </w:tc>
+        <w:tc>
+          <w:tcPr>
+            <w:tcW w:type="dxa" w:w="1440"/>
           </w:tcPr>
           <w:p>
             <w:pPr>
@@ -859,7 +859,7 @@
         </w:tc>
         <w:tc>
           <w:tcPr>
-            <w:tcW w:type="dxa" w:w="1453"/>
+            <w:tcW w:type="dxa" w:w="1440"/>
           </w:tcPr>
           <w:p>
             <w:pPr>
@@ -879,7 +879,7 @@
         </w:tc>
         <w:tc>
           <w:tcPr>
-            <w:tcW w:type="dxa" w:w="1635"/>
+            <w:tcW w:type="dxa" w:w="1620"/>
           </w:tcPr>
           <w:p>
             <w:pPr>
@@ -901,7 +901,7 @@
       <w:tr>
         <w:tc>
           <w:tcPr>
-            <w:tcW w:type="dxa" w:w="2090"/>
+            <w:tcW w:type="dxa" w:w="2070"/>
           </w:tcPr>
           <w:p>
             <w:pPr>
@@ -921,68 +921,89 @@
         </w:tc>
         <w:tc>
           <w:tcPr>
-            <w:tcW w:type="dxa" w:w="2726"/>
-          </w:tcPr>
-          <w:p>
-            <w:pPr>
-              <w:pStyle w:val="Compact"/>
-              <w:spacing w:line="240" w:lineRule="auto" w:after="40"/>
-              <w:ind w:firstLine="0"/>
-              <w:jc w:val="left"/>
-            </w:pPr>
-            <w:r>
-              <w:rPr>
-                <w:rFonts w:ascii="Times New Roman" w:hAnsi="Times New Roman"/>
-                <w:sz w:val="20"/>
-              </w:rPr>
-              <w:t xml:space="preserve">No aplica</w:t>
-            </w:r>
-          </w:p>
-        </w:tc>
-        <w:tc>
-          <w:tcPr>
-            <w:tcW w:type="dxa" w:w="1453"/>
-          </w:tcPr>
-          <w:p>
-            <w:pPr>
-              <w:pStyle w:val="Compact"/>
-              <w:spacing w:line="240" w:lineRule="auto" w:after="40"/>
-              <w:ind w:firstLine="0"/>
-              <w:jc w:val="left"/>
-            </w:pPr>
-          </w:p>
-        </w:tc>
-        <w:tc>
-          <w:tcPr>
-            <w:tcW w:type="dxa" w:w="1453"/>
-          </w:tcPr>
-          <w:p>
-            <w:pPr>
-              <w:pStyle w:val="Compact"/>
-              <w:spacing w:line="240" w:lineRule="auto" w:after="40"/>
-              <w:ind w:firstLine="0"/>
-              <w:jc w:val="left"/>
-            </w:pPr>
-          </w:p>
-        </w:tc>
-        <w:tc>
-          <w:tcPr>
-            <w:tcW w:type="dxa" w:w="1635"/>
-          </w:tcPr>
-          <w:p>
-            <w:pPr>
-              <w:pStyle w:val="Compact"/>
-              <w:spacing w:line="240" w:lineRule="auto" w:after="40"/>
-              <w:ind w:firstLine="0"/>
-              <w:jc w:val="left"/>
-            </w:pPr>
+            <w:tcW w:type="dxa" w:w="2790"/>
+          </w:tcPr>
+          <w:p>
+            <w:pPr>
+              <w:pStyle w:val="Compact"/>
+              <w:spacing w:line="240" w:lineRule="auto" w:after="40"/>
+              <w:ind w:firstLine="0"/>
+              <w:jc w:val="left"/>
+            </w:pPr>
+            <w:r>
+              <w:rPr>
+                <w:rFonts w:ascii="Times New Roman" w:hAnsi="Times New Roman"/>
+                <w:sz w:val="20"/>
+              </w:rPr>
+              <w:t xml:space="preserve">María José de la Rosa Hernández</w:t>
+            </w:r>
+          </w:p>
+        </w:tc>
+        <w:tc>
+          <w:tcPr>
+            <w:tcW w:type="dxa" w:w="1440"/>
+          </w:tcPr>
+          <w:p>
+            <w:pPr>
+              <w:pStyle w:val="Compact"/>
+              <w:spacing w:line="240" w:lineRule="auto" w:after="40"/>
+              <w:ind w:firstLine="0"/>
+              <w:jc w:val="left"/>
+            </w:pPr>
+            <w:r>
+              <w:rPr>
+                <w:rFonts w:ascii="Times New Roman" w:hAnsi="Times New Roman"/>
+                <w:sz w:val="20"/>
+              </w:rPr>
+              <w:t xml:space="preserve">________________</w:t>
+            </w:r>
+          </w:p>
+        </w:tc>
+        <w:tc>
+          <w:tcPr>
+            <w:tcW w:type="dxa" w:w="1440"/>
+          </w:tcPr>
+          <w:p>
+            <w:pPr>
+              <w:pStyle w:val="Compact"/>
+              <w:spacing w:line="240" w:lineRule="auto" w:after="40"/>
+              <w:ind w:firstLine="0"/>
+              <w:jc w:val="left"/>
+            </w:pPr>
+            <w:r>
+              <w:rPr>
+                <w:rFonts w:ascii="Times New Roman" w:hAnsi="Times New Roman"/>
+                <w:sz w:val="20"/>
+              </w:rPr>
+              <w:t xml:space="preserve">________________</w:t>
+            </w:r>
+          </w:p>
+        </w:tc>
+        <w:tc>
+          <w:tcPr>
+            <w:tcW w:type="dxa" w:w="1620"/>
+          </w:tcPr>
+          <w:p>
+            <w:pPr>
+              <w:pStyle w:val="Compact"/>
+              <w:spacing w:line="240" w:lineRule="auto" w:after="40"/>
+              <w:ind w:firstLine="0"/>
+              <w:jc w:val="left"/>
+            </w:pPr>
+            <w:r>
+              <w:rPr>
+                <w:rFonts w:ascii="Times New Roman" w:hAnsi="Times New Roman"/>
+                <w:sz w:val="20"/>
+              </w:rPr>
+              <w:t xml:space="preserve">________________</w:t>
+            </w:r>
           </w:p>
         </w:tc>
       </w:tr>
       <w:tr>
         <w:tc>
           <w:tcPr>
-            <w:tcW w:type="dxa" w:w="2090"/>
+            <w:tcW w:type="dxa" w:w="2070"/>
           </w:tcPr>
           <w:p>
             <w:pPr>
@@ -1002,7 +1023,7 @@
         </w:tc>
         <w:tc>
           <w:tcPr>
-            <w:tcW w:type="dxa" w:w="2726"/>
+            <w:tcW w:type="dxa" w:w="2790"/>
           </w:tcPr>
           <w:p>
             <w:pPr>
@@ -1022,7 +1043,7 @@
         </w:tc>
         <w:tc>
           <w:tcPr>
-            <w:tcW w:type="dxa" w:w="1453"/>
+            <w:tcW w:type="dxa" w:w="1440"/>
           </w:tcPr>
           <w:p>
             <w:pPr>
@@ -1042,7 +1063,7 @@
         </w:tc>
         <w:tc>
           <w:tcPr>
-            <w:tcW w:type="dxa" w:w="1453"/>
+            <w:tcW w:type="dxa" w:w="1440"/>
           </w:tcPr>
           <w:p>
             <w:pPr>
@@ -1062,7 +1083,7 @@
         </w:tc>
         <w:tc>
           <w:tcPr>
-            <w:tcW w:type="dxa" w:w="1635"/>
+            <w:tcW w:type="dxa" w:w="1620"/>
           </w:tcPr>
           <w:p>
             <w:pPr>

--- a/16-documentacion-final/formatos-llenos/F01_Inscripcion.docx
+++ b/16-documentacion-final/formatos-llenos/F01_Inscripcion.docx
@@ -1118,7 +1118,7 @@
         <w:pStyle w:val="FirstParagraph"/>
       </w:pPr>
       <w:r>
-        <w:t xml:space="preserve">La inspección visual de uniones soldadas through-hole conserva etapas manuales, y la literatura indica que la inspección humana deja pasar entre 20 % y 30 % de los defectos en la mayoría de las tareas. Personal técnico de una empresa de ensamble electrónico de Puebla nos informó que la validación de piezas todavía tiene partes manuales y que, cuando algo falla, se revisa con mayor resolución a ojo humano. Nuestro reto de ingeniería es diseñar y evaluar una estación de bajo costo, con cámara de alta resolución y procesamiento local en una Raspberry Pi 5, que señale uniones sospechosas para que la persona decida (humano en el ciclo), sin depender de internet. Evaluaremos el prototipo con un conjunto de datos propio de al menos 30 tarjetas con defectos sembrados de forma controlada, partido por tarjeta, con criterios de aceptación fijados antes de medir: sensibilidad ≥ 0.90, falsas alarmas ≤ 0.15 y latencia mediana ≤ 5 s por tarjeta. Compararemos contra la inspección humana sin asistencia y contra una línea base de visión clásica, y reportaremos intervalos de confianza y análisis de errores. Decidiremos con un experimento si el procesamiento debe ser local, en la nube o híbrido. Al entregar este expediente no hay resultados experimentales; el protocolo define cómo se obtendrán y se reportarán, incluidos los desfavorables. Aportamos un conjunto de datos documentado, una evaluación reproducible y una decisión de arquitectura basada en mediciones.</w:t>
+        <w:t xml:space="preserve">La inspección visual de uniones soldadas through-hole conserva etapas manuales, y la literatura indica que la inspección humana deja pasar entre 20 % y 30 % de los defectos en la mayoría de las tareas. Personal técnico de una empresa de ensamble electrónico de Puebla nos informó que la validación de piezas todavía tiene partes manuales y que, cuando algo falla, se revisa con mayor resolución a ojo humano. Nuestro reto de ingeniería es diseñar y evaluar una estación de bajo costo, con cámara y procesamiento local en una Raspberry Pi 5, que señale uniones sospechosas para que la persona decida (humano en el ciclo), sin depender de internet. Evaluaremos el prototipo con un conjunto de datos propio de al menos 30 tarjetas con defectos sembrados de forma controlada, partido por tarjeta, con criterios de aceptación fijados antes de medir: sensibilidad ≥ 0.90, falsas alarmas ≤ 0.15 y latencia mediana ≤ 5 s por tarjeta. Compararemos contra la inspección humana sin asistencia y contra una línea base de visión clásica, y reportaremos intervalos de confianza y análisis de errores. Decidiremos con un experimento si el procesamiento debe ser local, en la nube o híbrido. Aún no hay resultados con nuestras tarjetas; en una validación preliminar con fotos públicas reales de uniones through-hole, la red alcanzó una sensibilidad de 0.94 con 0.12 de falsas alarmas, frente a 0.74 y 0.28 de la línea base. Aportamos un conjunto de datos documentado, una evaluación reproducible y una decisión de arquitectura basada en mediciones.</w:t>
       </w:r>
     </w:p>
     <w:bookmarkEnd w:id="23"/>
